--- a/(e)CRF/Per protocolnaam/10_Prescription Diabetic CMFO.docx
+++ b/(e)CRF/Per protocolnaam/10_Prescription Diabetic CMFO.docx
@@ -26,7 +26,7 @@
           <w:szCs w:val="28"/>
           <w:lang w:val="en-US"/>
         </w:rPr>
-        <w:t>Appendix</w:t>
+        <w:t>eCRF Document 10: Prescription Diabetic CMFO</w:t>
       </w:r>
       <w:r>
         <w:rPr>
@@ -37,7 +37,6 @@
           <w:szCs w:val="28"/>
           <w:lang w:val="en-US"/>
         </w:rPr>
-        <w:t xml:space="preserve"> 10</w:t>
       </w:r>
       <w:r>
         <w:rPr>
@@ -48,7 +47,6 @@
           <w:szCs w:val="28"/>
           <w:lang w:val="en-US"/>
         </w:rPr>
-        <w:t xml:space="preserve">- </w:t>
       </w:r>
       <w:r>
         <w:rPr>
@@ -59,7 +57,6 @@
           <w:szCs w:val="28"/>
           <w:lang w:val="en-US"/>
         </w:rPr>
-        <w:t>Prescription Di</w:t>
       </w:r>
       <w:r>
         <w:rPr>
@@ -70,7 +67,6 @@
           <w:szCs w:val="28"/>
           <w:lang w:val="en-US"/>
         </w:rPr>
-        <w:t xml:space="preserve">abetic </w:t>
       </w:r>
       <w:r>
         <w:rPr>
@@ -81,7 +77,6 @@
           <w:szCs w:val="28"/>
           <w:lang w:val="en-US"/>
         </w:rPr>
-        <w:t>Custom-made Foot Orthotic</w:t>
       </w:r>
     </w:p>
     <w:p>
